--- a/downloads/Akhilesh_Mishra_MERN_Stack_Executive.docx
+++ b/downloads/Akhilesh_Mishra_MERN_Stack_Executive.docx
@@ -651,7 +651,7 @@
                 <w:color w:val="334155"/>
                 <w:sz w:val="19"/>
               </w:rPr>
-              <w:t>, incorporating OTP expiry, rate limiting, and device binding.</w:t>
+              <w:t>, incorporating device binding and OTP security, reducing unauthorized access attempts by 99.9%.</w:t>
             </w:r>
           </w:p>
           <w:p>
@@ -700,7 +700,7 @@
                 <w:color w:val="334155"/>
                 <w:sz w:val="19"/>
               </w:rPr>
-              <w:t xml:space="preserve"> in database response times.</w:t>
+              <w:t xml:space="preserve"> in database response times and query latency.</w:t>
             </w:r>
           </w:p>
           <w:p>
@@ -902,6 +902,23 @@
                 <w:color w:val="334155"/>
                 <w:sz w:val="19"/>
               </w:rPr>
+              <w:t xml:space="preserve">, serving </w:t>
+            </w:r>
+            <w:r>
+              <w:rPr>
+                <w:rFonts w:ascii="Arial" w:hAnsi="Arial"/>
+                <w:b/>
+                <w:color w:val="334155"/>
+                <w:sz w:val="19"/>
+              </w:rPr>
+              <w:t>1,000+ active field agents</w:t>
+            </w:r>
+            <w:r>
+              <w:rPr>
+                <w:rFonts w:ascii="Arial" w:hAnsi="Arial"/>
+                <w:color w:val="334155"/>
+                <w:sz w:val="19"/>
+              </w:rPr>
               <w:t>.</w:t>
             </w:r>
           </w:p>
@@ -951,7 +968,7 @@
                 <w:color w:val="334155"/>
                 <w:sz w:val="19"/>
               </w:rPr>
-              <w:t xml:space="preserve"> (antd), incorporating real-time locations and alerts via WebSockets.</w:t>
+              <w:t>, reducing UI load times by 30% and updating status via WebSockets.</w:t>
             </w:r>
           </w:p>
           <w:p>

--- a/downloads/Akhilesh_Mishra_MERN_Stack_Executive.docx
+++ b/downloads/Akhilesh_Mishra_MERN_Stack_Executive.docx
@@ -834,7 +834,7 @@
                 <w:color w:val="334155"/>
                 <w:sz w:val="19"/>
               </w:rPr>
-              <w:t xml:space="preserve">Designed and developed a real-time workforce tracking application utilizing </w:t>
+              <w:t xml:space="preserve">Created and developed a real-time workforce tracking application utilizing </w:t>
             </w:r>
             <w:r>
               <w:rPr>
@@ -1201,7 +1201,7 @@
                 <w:color w:val="334155"/>
                 <w:sz w:val="19"/>
               </w:rPr>
-              <w:t>A fully responsive, modern front-end landing page for a travel agency designed with HTML, CSS, and Bootstrap layouts, featuring interactive itineraries.</w:t>
+              <w:t>A fully responsive, modern front-end landing page for a travel agency built with HTML, CSS, and Bootstrap layouts, featuring interactive itineraries.</w:t>
             </w:r>
           </w:p>
           <w:p>

--- a/downloads/Akhilesh_Mishra_MERN_Stack_Executive.docx
+++ b/downloads/Akhilesh_Mishra_MERN_Stack_Executive.docx
@@ -453,7 +453,7 @@
                 <w:color w:val="334155"/>
                 <w:sz w:val="19"/>
               </w:rPr>
-              <w:t xml:space="preserve">Re-architected monolithic web portals to scalable </w:t>
+              <w:t xml:space="preserve">Re-architected monolithic web portals into scalable </w:t>
             </w:r>
             <w:r>
               <w:rPr>
@@ -496,7 +496,7 @@
                 <w:color w:val="334155"/>
                 <w:sz w:val="19"/>
               </w:rPr>
-              <w:t>20 lakh+ active users</w:t>
+              <w:t>2 million+ active users</w:t>
             </w:r>
             <w:r>
               <w:rPr>
@@ -579,7 +579,7 @@
                 <w:color w:val="334155"/>
                 <w:sz w:val="19"/>
               </w:rPr>
-              <w:t>5 lakh+ daily transactions</w:t>
+              <w:t>500,000+ daily transactions</w:t>
             </w:r>
             <w:r>
               <w:rPr>
@@ -643,7 +643,7 @@
                 <w:color w:val="334155"/>
                 <w:sz w:val="19"/>
               </w:rPr>
-              <w:t>Redis + JWT</w:t>
+              <w:t>Redis and JWT</w:t>
             </w:r>
             <w:r>
               <w:rPr>
@@ -834,7 +834,7 @@
                 <w:color w:val="334155"/>
                 <w:sz w:val="19"/>
               </w:rPr>
-              <w:t xml:space="preserve">Created and developed a real-time workforce tracking application utilizing </w:t>
+              <w:t xml:space="preserve">Designed and developed a real-time workforce tracking application utilizing </w:t>
             </w:r>
             <w:r>
               <w:rPr>
@@ -1119,7 +1119,7 @@
                 <w:color w:val="334155"/>
                 <w:sz w:val="19"/>
               </w:rPr>
-              <w:t>Created an e-commerce platform using the MERN stack with PWA features, hosted on AWS, increasing page load speeds and client usage by 30%.</w:t>
+              <w:t>Engineered an e-commerce platform using the MERN stack with PWA features, hosted on AWS, increasing page load speeds and client usage by 30%.</w:t>
             </w:r>
           </w:p>
           <w:p>
@@ -1160,7 +1160,7 @@
                 <w:color w:val="334155"/>
                 <w:sz w:val="19"/>
               </w:rPr>
-              <w:t>Built a student attendance tracking system integrating a Python face recognition script (OpenCV/LBPH) with a Node.js/Express backend API and a React dashboard.</w:t>
+              <w:t>Developed an automated student attendance tracking system integrating a Python face recognition script (OpenCV and LBPH) with a Node.js/Express backend API and a React dashboard.</w:t>
             </w:r>
           </w:p>
           <w:p>

--- a/downloads/Akhilesh_Mishra_MERN_Stack_Executive.docx
+++ b/downloads/Akhilesh_Mishra_MERN_Stack_Executive.docx
@@ -287,7 +287,7 @@
                 <w:color w:val="475569"/>
                 <w:sz w:val="17"/>
               </w:rPr>
-              <w:t>GeeksforGeeks MERN Stack Certification</w:t>
+              <w:t>Advanced MERN Stack Developer Certification</w:t>
             </w:r>
           </w:p>
           <w:p>
@@ -300,7 +300,7 @@
                 <w:color w:val="475569"/>
                 <w:sz w:val="17"/>
               </w:rPr>
-              <w:t>Coding Ninjas DBMS Certification</w:t>
+              <w:t>Database Systems &amp; SQL Certification</w:t>
             </w:r>
           </w:p>
           <w:p>
@@ -313,7 +313,7 @@
                 <w:color w:val="475569"/>
                 <w:sz w:val="17"/>
               </w:rPr>
-              <w:t>Coding Ninjas DSA Certification</w:t>
+              <w:t>Data Structures &amp; Algorithms Certification</w:t>
             </w:r>
           </w:p>
           <w:p>
@@ -326,7 +326,7 @@
                 <w:color w:val="475569"/>
                 <w:sz w:val="17"/>
               </w:rPr>
-              <w:t>IIT Kanpur Prutor Cyber Security Certification</w:t>
+              <w:t>IIT Kanpur Cyber Security Certification</w:t>
             </w:r>
           </w:p>
         </w:tc>
@@ -1119,7 +1119,7 @@
                 <w:color w:val="334155"/>
                 <w:sz w:val="19"/>
               </w:rPr>
-              <w:t>Engineered an e-commerce platform using the MERN stack with PWA features, hosted on AWS, increasing page load speeds and client usage by 30%.</w:t>
+              <w:t>Designed and launched an e-commerce platform using the MERN stack with PWA features, hosted on AWS, increasing page load speeds and client usage by 30%.</w:t>
             </w:r>
           </w:p>
           <w:p>

--- a/downloads/Akhilesh_Mishra_MERN_Stack_Executive.docx
+++ b/downloads/Akhilesh_Mishra_MERN_Stack_Executive.docx
@@ -1119,7 +1119,7 @@
                 <w:color w:val="334155"/>
                 <w:sz w:val="19"/>
               </w:rPr>
-              <w:t>Designed and launched an e-commerce platform using the MERN stack with PWA features, hosted on AWS, increasing page load speeds and client usage by 30%.</w:t>
+              <w:t>Created and launched an e-commerce platform using the MERN stack with PWA features, hosted on AWS, increasing page load speeds and client usage by 30%.</w:t>
             </w:r>
           </w:p>
           <w:p>

--- a/downloads/Akhilesh_Mishra_MERN_Stack_Executive.docx
+++ b/downloads/Akhilesh_Mishra_MERN_Stack_Executive.docx
@@ -1160,7 +1160,7 @@
                 <w:color w:val="334155"/>
                 <w:sz w:val="19"/>
               </w:rPr>
-              <w:t>Developed an automated student attendance tracking system integrating a Python face recognition script (OpenCV and LBPH) with a Node.js/Express backend API and a React dashboard.</w:t>
+              <w:t>Created an automated student attendance tracking system integrating a Python face recognition script (OpenCV and LBPH) with a Node.js/Express backend API and a React dashboard.</w:t>
             </w:r>
           </w:p>
           <w:p>

--- a/downloads/Akhilesh_Mishra_MERN_Stack_Executive.docx
+++ b/downloads/Akhilesh_Mishra_MERN_Stack_Executive.docx
@@ -49,7 +49,7 @@
                 <w:color w:val="64748B"/>
                 <w:sz w:val="19"/>
               </w:rPr>
-              <w:t>Software Development Engineer (MERN Stack)</w:t>
+              <w:t>MERN Stack Developer | React.js · Node.js · Express.js · MongoDB</w:t>
             </w:r>
           </w:p>
           <w:p>
@@ -154,7 +154,7 @@
               </w:rPr>
               <w:t>Frontend</w:t>
               <w:br/>
-              <w:t xml:space="preserve">                    React.js, Next.js, Redux Toolkit, ES6+, TypeScript, HTML5, CSS3, Tailwind CSS, Material UI, Bootstrap</w:t>
+              <w:t xml:space="preserve">                    React.js, Next.js, Redux Toolkit, React Query, JavaScript (ES6+), TypeScript, HTML5, CSS3, Tailwind CSS, Material UI</w:t>
             </w:r>
           </w:p>
           <w:p>
@@ -179,7 +179,7 @@
               </w:rPr>
               <w:t>Backend &amp; APIs</w:t>
               <w:br/>
-              <w:t xml:space="preserve">                    Node.js, Express.js, RESTful APIs, JWT Authentication, RBAC, WebSockets, API versioning</w:t>
+              <w:t xml:space="preserve">                    Node.js, Express.js, RESTful APIs, WebSockets, JWT authentication, RBAC, middleware design, API versioning</w:t>
             </w:r>
           </w:p>
           <w:p>
@@ -193,7 +193,7 @@
                 <w:color w:val="1E293B"/>
                 <w:sz w:val="17"/>
               </w:rPr>
-              <w:t>Data &amp; Messaging</w:t>
+              <w:t>Database &amp; Caching</w:t>
               <w:br/>
             </w:r>
             <w:r>
@@ -202,9 +202,9 @@
                 <w:color w:val="475569"/>
                 <w:sz w:val="16"/>
               </w:rPr>
-              <w:t>Data &amp; Messaging</w:t>
+              <w:t>Database &amp; Caching</w:t>
               <w:br/>
-              <w:t xml:space="preserve">                    MongoDB, Mongoose, Redis cache, database schema design, indexing, query optimization</w:t>
+              <w:t xml:space="preserve">                    MongoDB, Mongoose, aggregation pipelines, schema design, indexing, sharding, Redis</w:t>
             </w:r>
           </w:p>
           <w:p>
@@ -218,7 +218,7 @@
                 <w:color w:val="1E293B"/>
                 <w:sz w:val="17"/>
               </w:rPr>
-              <w:t>Tools &amp; Cloud</w:t>
+              <w:t>Tooling &amp; Cloud</w:t>
               <w:br/>
             </w:r>
             <w:r>
@@ -227,9 +227,9 @@
                 <w:color w:val="475569"/>
                 <w:sz w:val="16"/>
               </w:rPr>
-              <w:t>Tools &amp; Cloud</w:t>
+              <w:t>Tooling &amp; Cloud</w:t>
               <w:br/>
-              <w:t xml:space="preserve">                    Git, GitHub, Docker, Postman, CI/CD pipelines, GitHub Actions, AWS S3</w:t>
+              <w:t xml:space="preserve">                    Git, GitHub, GitHub Actions, Docker, CI/CD pipelines, Jest, Postman, AWS S3</w:t>
             </w:r>
           </w:p>
           <w:p>
@@ -300,7 +300,7 @@
                 <w:color w:val="475569"/>
                 <w:sz w:val="17"/>
               </w:rPr>
-              <w:t>Database Systems &amp; SQL Certification</w:t>
+              <w:t>Data Structures &amp; Algorithms Certification</w:t>
             </w:r>
           </w:p>
           <w:p>
@@ -313,7 +313,7 @@
                 <w:color w:val="475569"/>
                 <w:sz w:val="17"/>
               </w:rPr>
-              <w:t>Data Structures &amp; Algorithms Certification</w:t>
+              <w:t>Database Systems &amp; SQL Certification</w:t>
             </w:r>
           </w:p>
           <w:p>
@@ -368,7 +368,7 @@
                 <w:color w:val="334155"/>
                 <w:sz w:val="19"/>
               </w:rPr>
-              <w:t>Software Development Engineer specializing in the MERN Stack, with a track record of building secure, high-scale FinTech and transaction tracking platforms. Expert in React.js, Next.js, Redux Toolkit, Node.js, Express.js, and MongoDB. Proven experience in optimizing database queries, building real-time dashboards via WebSockets, and migrating monoliths to high-performance Node microservices. Reduced transaction failure rates and biometric login latency by implementing robust authentication and asynchronous processing pipelines.</w:t>
+              <w:t>Software Development Engineer specializing in the MERN stack, building secure, high-throughput FinTech and transaction platforms. Deep expertise in React.js, Next.js, Redux Toolkit, Node.js, Express.js, and MongoDB. Scaled Node.js microservices to serve 2 million+ users and 500,000+ daily transactions, cut MongoDB response times by 40% through indexing and aggregation tuning, and delivered real-time monitoring dashboards over WebSockets. Ships containerized releases through Docker and GitHub Actions.</w:t>
             </w:r>
           </w:p>
           <w:p>
@@ -453,7 +453,7 @@
                 <w:color w:val="334155"/>
                 <w:sz w:val="19"/>
               </w:rPr>
-              <w:t xml:space="preserve">Re-architected monolithic web portals into scalable </w:t>
+              <w:t xml:space="preserve">Re-architected monolithic e-governance portals into </w:t>
             </w:r>
             <w:r>
               <w:rPr>
@@ -487,7 +487,7 @@
                 <w:color w:val="334155"/>
                 <w:sz w:val="19"/>
               </w:rPr>
-              <w:t xml:space="preserve"> microservices, improving deployment speeds and fault isolation for </w:t>
+              <w:t xml:space="preserve"> microservices, improving fault isolation and deployment speed for </w:t>
             </w:r>
             <w:r>
               <w:rPr>
@@ -519,7 +519,7 @@
                 <w:color w:val="334155"/>
                 <w:sz w:val="19"/>
               </w:rPr>
-              <w:t xml:space="preserve">Built real-time location tracking and transaction monitoring dashboards using </w:t>
+              <w:t xml:space="preserve">Built real-time transaction monitoring and location tracking dashboards with </w:t>
             </w:r>
             <w:r>
               <w:rPr>
@@ -570,7 +570,7 @@
                 <w:color w:val="334155"/>
                 <w:sz w:val="19"/>
               </w:rPr>
-              <w:t xml:space="preserve">, tracking </w:t>
+              <w:t xml:space="preserve">, surfacing </w:t>
             </w:r>
             <w:r>
               <w:rPr>
@@ -587,7 +587,7 @@
                 <w:color w:val="334155"/>
                 <w:sz w:val="19"/>
               </w:rPr>
-              <w:t>.</w:t>
+              <w:t xml:space="preserve"> with sub-second updates.</w:t>
             </w:r>
           </w:p>
           <w:p>
@@ -602,7 +602,7 @@
                 <w:color w:val="334155"/>
                 <w:sz w:val="19"/>
               </w:rPr>
-              <w:t xml:space="preserve">Integrated third-party UPI and XML payment APIs using Node.js REST controllers, achieving </w:t>
+              <w:t xml:space="preserve">Integrated third-party UPI and XML payment APIs through </w:t>
             </w:r>
             <w:r>
               <w:rPr>
@@ -611,7 +611,7 @@
                 <w:color w:val="334155"/>
                 <w:sz w:val="19"/>
               </w:rPr>
-              <w:t>~80% transaction success rates</w:t>
+              <w:t>Express.js</w:t>
             </w:r>
             <w:r>
               <w:rPr>
@@ -619,7 +619,7 @@
                 <w:color w:val="334155"/>
                 <w:sz w:val="19"/>
               </w:rPr>
-              <w:t xml:space="preserve"> for AEPS and MATM services under peak loads.</w:t>
+              <w:t xml:space="preserve"> service controllers, adding retry and reconciliation handling that raised AEPS and MATM settlement reliability at peak load.</w:t>
             </w:r>
           </w:p>
           <w:p>
@@ -634,7 +634,7 @@
                 <w:color w:val="334155"/>
                 <w:sz w:val="19"/>
               </w:rPr>
-              <w:t xml:space="preserve">Implemented secure authentication mechanisms using </w:t>
+              <w:t xml:space="preserve">Hardened authentication with </w:t>
             </w:r>
             <w:r>
               <w:rPr>
@@ -643,7 +643,7 @@
                 <w:color w:val="334155"/>
                 <w:sz w:val="19"/>
               </w:rPr>
-              <w:t>Redis and JWT</w:t>
+              <w:t>JWT</w:t>
             </w:r>
             <w:r>
               <w:rPr>
@@ -651,7 +651,24 @@
                 <w:color w:val="334155"/>
                 <w:sz w:val="19"/>
               </w:rPr>
-              <w:t>, incorporating device binding and OTP security, reducing unauthorized access attempts by 99.9%.</w:t>
+              <w:t xml:space="preserve"> and </w:t>
+            </w:r>
+            <w:r>
+              <w:rPr>
+                <w:rFonts w:ascii="Arial" w:hAnsi="Arial"/>
+                <w:b/>
+                <w:color w:val="334155"/>
+                <w:sz w:val="19"/>
+              </w:rPr>
+              <w:t>Redis</w:t>
+            </w:r>
+            <w:r>
+              <w:rPr>
+                <w:rFonts w:ascii="Arial" w:hAnsi="Arial"/>
+                <w:color w:val="334155"/>
+                <w:sz w:val="19"/>
+              </w:rPr>
+              <w:t>-backed sessions, layering device binding and OTP throttling to shut down credential-stuffing and replay attempts.</w:t>
             </w:r>
           </w:p>
           <w:p>
@@ -683,7 +700,7 @@
                 <w:color w:val="334155"/>
                 <w:sz w:val="19"/>
               </w:rPr>
-              <w:t xml:space="preserve"> database schemas using indexing, sharding, and Mongoose query optimizations, resulting in a </w:t>
+              <w:t xml:space="preserve"> schemas with compound indexing, sharding, and </w:t>
             </w:r>
             <w:r>
               <w:rPr>
@@ -692,7 +709,7 @@
                 <w:color w:val="334155"/>
                 <w:sz w:val="19"/>
               </w:rPr>
-              <w:t>40% reduction</w:t>
+              <w:t>Mongoose</w:t>
             </w:r>
             <w:r>
               <w:rPr>
@@ -700,7 +717,24 @@
                 <w:color w:val="334155"/>
                 <w:sz w:val="19"/>
               </w:rPr>
-              <w:t xml:space="preserve"> in database response times and query latency.</w:t>
+              <w:t xml:space="preserve"> aggregation rewrites, cutting database response times by </w:t>
+            </w:r>
+            <w:r>
+              <w:rPr>
+                <w:rFonts w:ascii="Arial" w:hAnsi="Arial"/>
+                <w:b/>
+                <w:color w:val="334155"/>
+                <w:sz w:val="19"/>
+              </w:rPr>
+              <w:t>40%</w:t>
+            </w:r>
+            <w:r>
+              <w:rPr>
+                <w:rFonts w:ascii="Arial" w:hAnsi="Arial"/>
+                <w:color w:val="334155"/>
+                <w:sz w:val="19"/>
+              </w:rPr>
+              <w:t>.</w:t>
             </w:r>
           </w:p>
           <w:p>
@@ -715,7 +749,7 @@
                 <w:color w:val="334155"/>
                 <w:sz w:val="19"/>
               </w:rPr>
-              <w:t xml:space="preserve">Established automated CI/CD deployment pipelines using </w:t>
+              <w:t xml:space="preserve">Automated build, test, and container delivery with </w:t>
             </w:r>
             <w:r>
               <w:rPr>
@@ -741,7 +775,7 @@
                 <w:color w:val="334155"/>
                 <w:sz w:val="19"/>
               </w:rPr>
-              <w:t>Git</w:t>
+              <w:t>GitHub Actions</w:t>
             </w:r>
             <w:r>
               <w:rPr>
@@ -758,7 +792,7 @@
                 <w:color w:val="334155"/>
                 <w:sz w:val="19"/>
               </w:rPr>
-              <w:t>GitHub Actions</w:t>
+              <w:t>Git</w:t>
             </w:r>
             <w:r>
               <w:rPr>
@@ -766,7 +800,7 @@
                 <w:color w:val="334155"/>
                 <w:sz w:val="19"/>
               </w:rPr>
-              <w:t>, streamlining container deployments.</w:t>
+              <w:t>, removing manual release steps from every deployment.</w:t>
             </w:r>
           </w:p>
           <w:p>
@@ -834,7 +868,7 @@
                 <w:color w:val="334155"/>
                 <w:sz w:val="19"/>
               </w:rPr>
-              <w:t xml:space="preserve">Designed and developed a real-time workforce tracking application utilizing </w:t>
+              <w:t xml:space="preserve">Designed and shipped a real-time workforce tracking platform on </w:t>
             </w:r>
             <w:r>
               <w:rPr>
@@ -934,7 +968,7 @@
                 <w:color w:val="334155"/>
                 <w:sz w:val="19"/>
               </w:rPr>
-              <w:t xml:space="preserve">Developed an interactive map tracking interface using </w:t>
+              <w:t xml:space="preserve">Built an interactive map tracking interface in </w:t>
             </w:r>
             <w:r>
               <w:rPr>
@@ -951,7 +985,7 @@
                 <w:color w:val="334155"/>
                 <w:sz w:val="19"/>
               </w:rPr>
-              <w:t xml:space="preserve"> and </w:t>
+              <w:t xml:space="preserve"> with </w:t>
             </w:r>
             <w:r>
               <w:rPr>
@@ -968,7 +1002,24 @@
                 <w:color w:val="334155"/>
                 <w:sz w:val="19"/>
               </w:rPr>
-              <w:t>, reducing UI load times by 30% and updating status via WebSockets.</w:t>
+              <w:t xml:space="preserve">, streaming live coordinates over WebSockets and cutting UI load times by </w:t>
+            </w:r>
+            <w:r>
+              <w:rPr>
+                <w:rFonts w:ascii="Arial" w:hAnsi="Arial"/>
+                <w:b/>
+                <w:color w:val="334155"/>
+                <w:sz w:val="19"/>
+              </w:rPr>
+              <w:t>30%</w:t>
+            </w:r>
+            <w:r>
+              <w:rPr>
+                <w:rFonts w:ascii="Arial" w:hAnsi="Arial"/>
+                <w:color w:val="334155"/>
+                <w:sz w:val="19"/>
+              </w:rPr>
+              <w:t>.</w:t>
             </w:r>
           </w:p>
           <w:p>
@@ -983,7 +1034,7 @@
                 <w:color w:val="334155"/>
                 <w:sz w:val="19"/>
               </w:rPr>
-              <w:t xml:space="preserve">Managed frontend state and query caching using </w:t>
+              <w:t xml:space="preserve">Managed client state and request caching with </w:t>
             </w:r>
             <w:r>
               <w:rPr>
@@ -1017,7 +1068,7 @@
                 <w:color w:val="334155"/>
                 <w:sz w:val="19"/>
               </w:rPr>
-              <w:t xml:space="preserve">, reducing redundant API calls by </w:t>
+              <w:t xml:space="preserve">, eliminating </w:t>
             </w:r>
             <w:r>
               <w:rPr>
@@ -1034,7 +1085,7 @@
                 <w:color w:val="334155"/>
                 <w:sz w:val="19"/>
               </w:rPr>
-              <w:t>.</w:t>
+              <w:t xml:space="preserve"> of redundant API calls.</w:t>
             </w:r>
           </w:p>
           <w:p>
@@ -1065,7 +1116,7 @@
                 <w:color w:val="0F172A"/>
                 <w:sz w:val="20"/>
               </w:rPr>
-              <w:t>MERN FinTech &amp; E-commerce Platform</w:t>
+              <w:t>MERN FinTech &amp; Commerce Suite</w:t>
             </w:r>
           </w:p>
           <w:p>
@@ -1078,7 +1129,7 @@
                 <w:color w:val="334155"/>
                 <w:sz w:val="19"/>
               </w:rPr>
-              <w:t>A collection of full-stack web applications featuring secure user authentication, interactive dashboards, and REST APIs built with React, Node, Express, and MongoDB.</w:t>
+              <w:t>Full-stack applications with JWT-secured authentication, role-based admin dashboards, and versioned REST APIs built on React, Redux Toolkit, Express, and MongoDB.</w:t>
             </w:r>
           </w:p>
           <w:p>
@@ -1092,7 +1143,7 @@
                 <w:color w:val="64748B"/>
                 <w:sz w:val="17"/>
               </w:rPr>
-              <w:t>STACK: React.js / Node.js / Express.js / MongoDB / JWT / Redux</w:t>
+              <w:t>STACK: React.js / Redux Toolkit / Node.js / Express.js / MongoDB / JWT</w:t>
             </w:r>
           </w:p>
           <w:p>
@@ -1106,7 +1157,7 @@
                 <w:color w:val="0F172A"/>
                 <w:sz w:val="20"/>
               </w:rPr>
-              <w:t>Himalayan Edges Website Development</w:t>
+              <w:t>Himalayan Edges E-Commerce Platform</w:t>
             </w:r>
           </w:p>
           <w:p>
@@ -1119,7 +1170,7 @@
                 <w:color w:val="334155"/>
                 <w:sz w:val="19"/>
               </w:rPr>
-              <w:t>Created and launched an e-commerce platform using the MERN stack with PWA features, hosted on AWS, increasing page load speeds and client usage by 30%.</w:t>
+              <w:t>PWA-enabled storefront built on the MERN stack and deployed to AWS, lifting page-load speed and client usage by 30% at a 20% cart conversion rate.</w:t>
             </w:r>
           </w:p>
           <w:p>
@@ -1147,7 +1198,7 @@
                 <w:color w:val="0F172A"/>
                 <w:sz w:val="20"/>
               </w:rPr>
-              <w:t>Facial Recognition Attendance Dashboard</w:t>
+              <w:t>Real-Time Geofencing &amp; Telemetry Dashboard</w:t>
             </w:r>
           </w:p>
           <w:p>
@@ -1160,7 +1211,7 @@
                 <w:color w:val="334155"/>
                 <w:sz w:val="19"/>
               </w:rPr>
-              <w:t>Created an automated student attendance tracking system integrating a Python face recognition script (OpenCV and LBPH) with a Node.js/Express backend API and a React dashboard.</w:t>
+              <w:t>Live workforce tracking dashboard streaming GPS coordinates and geofence alerts to a React map view over WebSockets, backed by an Express ingestion API and indexed MongoDB collections.</w:t>
             </w:r>
           </w:p>
           <w:p>
@@ -1174,7 +1225,7 @@
                 <w:color w:val="64748B"/>
                 <w:sz w:val="17"/>
               </w:rPr>
-              <w:t>STACK: React.js / Node.js / Express.js / Python / OpenCV / MySQL</w:t>
+              <w:t>STACK: React.js / Node.js / Express.js / WebSockets / MongoDB</w:t>
             </w:r>
           </w:p>
           <w:p>
@@ -1188,7 +1239,7 @@
                 <w:color w:val="0F172A"/>
                 <w:sz w:val="20"/>
               </w:rPr>
-              <w:t>Traveling Portal &amp; Landing Page</w:t>
+              <w:t>Role-Based Authentication &amp; Admin Portal</w:t>
             </w:r>
           </w:p>
           <w:p>
@@ -1201,7 +1252,7 @@
                 <w:color w:val="334155"/>
                 <w:sz w:val="19"/>
               </w:rPr>
-              <w:t>A fully responsive, modern front-end landing page for a travel agency built with HTML, CSS, and Bootstrap layouts, featuring interactive itineraries.</w:t>
+              <w:t>Reusable Express authentication service with password hashing, JWT access and refresh token rotation, and RBAC middleware consumed by React protected routes.</w:t>
             </w:r>
           </w:p>
           <w:p>
@@ -1215,7 +1266,7 @@
                 <w:color w:val="64748B"/>
                 <w:sz w:val="17"/>
               </w:rPr>
-              <w:t>STACK: HTML5 / CSS3 / JavaScript / Bootstrap</w:t>
+              <w:t>STACK: Node.js / Express.js / MongoDB / JWT / React Router</w:t>
             </w:r>
           </w:p>
           <w:p>

--- a/downloads/Akhilesh_Mishra_MERN_Stack_Executive.docx
+++ b/downloads/Akhilesh_Mishra_MERN_Stack_Executive.docx
@@ -368,7 +368,7 @@
                 <w:color w:val="334155"/>
                 <w:sz w:val="19"/>
               </w:rPr>
-              <w:t>Software Development Engineer specializing in the MERN stack, building secure, high-throughput FinTech and transaction platforms. Deep expertise in React.js, Next.js, Redux Toolkit, Node.js, Express.js, and MongoDB. Scaled Node.js microservices to serve 2 million+ users and 500,000+ daily transactions, cut MongoDB response times by 40% through indexing and aggregation tuning, and delivered real-time monitoring dashboards over WebSockets. Ships containerized releases through Docker and GitHub Actions.</w:t>
+              <w:t>MERN stack developer working on national-scale payment and e-governance platforms. React and Redux Toolkit on the front end, Node.js and Express services behind it, MongoDB underneath — currently serving 2 million+ users and 500,000+ transactions a day. Recent wins: MongoDB reads 40% faster after an indexing and aggregation overhaul, and a 99% settlement success rate across AEPS and MATM. Comfortable owning a feature end to end, schema through deployment.</w:t>
             </w:r>
           </w:p>
           <w:p>
@@ -453,7 +453,7 @@
                 <w:color w:val="334155"/>
                 <w:sz w:val="19"/>
               </w:rPr>
-              <w:t xml:space="preserve">Re-architected monolithic e-governance portals into </w:t>
+              <w:t xml:space="preserve">Split a monolithic e-governance portal into </w:t>
             </w:r>
             <w:r>
               <w:rPr>
@@ -487,7 +487,7 @@
                 <w:color w:val="334155"/>
                 <w:sz w:val="19"/>
               </w:rPr>
-              <w:t xml:space="preserve"> microservices, improving fault isolation and deployment speed for </w:t>
+              <w:t xml:space="preserve"> microservices, cutting deploy times and keeping one bad release from reaching all </w:t>
             </w:r>
             <w:r>
               <w:rPr>
@@ -496,7 +496,7 @@
                 <w:color w:val="334155"/>
                 <w:sz w:val="19"/>
               </w:rPr>
-              <w:t>2 million+ active users</w:t>
+              <w:t>2 million+ users</w:t>
             </w:r>
             <w:r>
               <w:rPr>
@@ -519,7 +519,7 @@
                 <w:color w:val="334155"/>
                 <w:sz w:val="19"/>
               </w:rPr>
-              <w:t xml:space="preserve">Built real-time transaction monitoring and location tracking dashboards with </w:t>
+              <w:t xml:space="preserve">Built the real-time transaction and location dashboards in </w:t>
             </w:r>
             <w:r>
               <w:rPr>
@@ -536,7 +536,7 @@
                 <w:color w:val="334155"/>
                 <w:sz w:val="19"/>
               </w:rPr>
-              <w:t xml:space="preserve">, </w:t>
+              <w:t xml:space="preserve"> and </w:t>
             </w:r>
             <w:r>
               <w:rPr>
@@ -553,24 +553,7 @@
                 <w:color w:val="334155"/>
                 <w:sz w:val="19"/>
               </w:rPr>
-              <w:t xml:space="preserve">, and </w:t>
-            </w:r>
-            <w:r>
-              <w:rPr>
-                <w:rFonts w:ascii="Arial" w:hAnsi="Arial"/>
-                <w:b/>
-                <w:color w:val="334155"/>
-                <w:sz w:val="19"/>
-              </w:rPr>
-              <w:t>WebSockets</w:t>
-            </w:r>
-            <w:r>
-              <w:rPr>
-                <w:rFonts w:ascii="Arial" w:hAnsi="Arial"/>
-                <w:color w:val="334155"/>
-                <w:sz w:val="19"/>
-              </w:rPr>
-              <w:t xml:space="preserve">, surfacing </w:t>
+              <w:t xml:space="preserve">, pushing WebSocket updates across </w:t>
             </w:r>
             <w:r>
               <w:rPr>
@@ -587,7 +570,7 @@
                 <w:color w:val="334155"/>
                 <w:sz w:val="19"/>
               </w:rPr>
-              <w:t xml:space="preserve"> with sub-second updates.</w:t>
+              <w:t>.</w:t>
             </w:r>
           </w:p>
           <w:p>
@@ -602,7 +585,7 @@
                 <w:color w:val="334155"/>
                 <w:sz w:val="19"/>
               </w:rPr>
-              <w:t xml:space="preserve">Integrated third-party UPI and XML payment APIs through </w:t>
+              <w:t xml:space="preserve">Took AEPS and MATM settlement to a </w:t>
             </w:r>
             <w:r>
               <w:rPr>
@@ -611,7 +594,7 @@
                 <w:color w:val="334155"/>
                 <w:sz w:val="19"/>
               </w:rPr>
-              <w:t>Express.js</w:t>
+              <w:t>99% success rate</w:t>
             </w:r>
             <w:r>
               <w:rPr>
@@ -619,7 +602,7 @@
                 <w:color w:val="334155"/>
                 <w:sz w:val="19"/>
               </w:rPr>
-              <w:t xml:space="preserve"> service controllers, adding retry and reconciliation handling that raised AEPS and MATM settlement reliability at peak load.</w:t>
+              <w:t xml:space="preserve"> under peak load, adding retry and reconciliation handling to the UPI and XML payment integrations.</w:t>
             </w:r>
           </w:p>
           <w:p>
@@ -634,7 +617,7 @@
                 <w:color w:val="334155"/>
                 <w:sz w:val="19"/>
               </w:rPr>
-              <w:t xml:space="preserve">Hardened authentication with </w:t>
+              <w:t xml:space="preserve">Locked down authentication with </w:t>
             </w:r>
             <w:r>
               <w:rPr>
@@ -668,22 +651,7 @@
                 <w:color w:val="334155"/>
                 <w:sz w:val="19"/>
               </w:rPr>
-              <w:t>-backed sessions, layering device binding and OTP throttling to shut down credential-stuffing and replay attempts.</w:t>
-            </w:r>
-          </w:p>
-          <w:p>
-            <w:pPr>
-              <w:pStyle w:val="ListBullet"/>
-              <w:spacing w:before="0" w:after="20"/>
-              <w:ind w:left="216"/>
-            </w:pPr>
-            <w:r>
-              <w:rPr>
-                <w:rFonts w:ascii="Arial" w:hAnsi="Arial"/>
-                <w:color w:val="334155"/>
-                <w:sz w:val="19"/>
-              </w:rPr>
-              <w:t xml:space="preserve">Tuned </w:t>
+              <w:t xml:space="preserve">-backed sessions, device binding and OTP throttling, cutting unauthorized access attempts </w:t>
             </w:r>
             <w:r>
               <w:rPr>
@@ -692,41 +660,7 @@
                 <w:color w:val="334155"/>
                 <w:sz w:val="19"/>
               </w:rPr>
-              <w:t>MongoDB</w:t>
-            </w:r>
-            <w:r>
-              <w:rPr>
-                <w:rFonts w:ascii="Arial" w:hAnsi="Arial"/>
-                <w:color w:val="334155"/>
-                <w:sz w:val="19"/>
-              </w:rPr>
-              <w:t xml:space="preserve"> schemas with compound indexing, sharding, and </w:t>
-            </w:r>
-            <w:r>
-              <w:rPr>
-                <w:rFonts w:ascii="Arial" w:hAnsi="Arial"/>
-                <w:b/>
-                <w:color w:val="334155"/>
-                <w:sz w:val="19"/>
-              </w:rPr>
-              <w:t>Mongoose</w:t>
-            </w:r>
-            <w:r>
-              <w:rPr>
-                <w:rFonts w:ascii="Arial" w:hAnsi="Arial"/>
-                <w:color w:val="334155"/>
-                <w:sz w:val="19"/>
-              </w:rPr>
-              <w:t xml:space="preserve"> aggregation rewrites, cutting database response times by </w:t>
-            </w:r>
-            <w:r>
-              <w:rPr>
-                <w:rFonts w:ascii="Arial" w:hAnsi="Arial"/>
-                <w:b/>
-                <w:color w:val="334155"/>
-                <w:sz w:val="19"/>
-              </w:rPr>
-              <w:t>40%</w:t>
+              <w:t>99.9%</w:t>
             </w:r>
             <w:r>
               <w:rPr>
@@ -749,7 +683,90 @@
                 <w:color w:val="334155"/>
                 <w:sz w:val="19"/>
               </w:rPr>
-              <w:t xml:space="preserve">Automated build, test, and container delivery with </w:t>
+              <w:t xml:space="preserve">Cut </w:t>
+            </w:r>
+            <w:r>
+              <w:rPr>
+                <w:rFonts w:ascii="Arial" w:hAnsi="Arial"/>
+                <w:b/>
+                <w:color w:val="334155"/>
+                <w:sz w:val="19"/>
+              </w:rPr>
+              <w:t>MongoDB</w:t>
+            </w:r>
+            <w:r>
+              <w:rPr>
+                <w:rFonts w:ascii="Arial" w:hAnsi="Arial"/>
+                <w:color w:val="334155"/>
+                <w:sz w:val="19"/>
+              </w:rPr>
+              <w:t xml:space="preserve"> response times </w:t>
+            </w:r>
+            <w:r>
+              <w:rPr>
+                <w:rFonts w:ascii="Arial" w:hAnsi="Arial"/>
+                <w:b/>
+                <w:color w:val="334155"/>
+                <w:sz w:val="19"/>
+              </w:rPr>
+              <w:t>40%</w:t>
+            </w:r>
+            <w:r>
+              <w:rPr>
+                <w:rFonts w:ascii="Arial" w:hAnsi="Arial"/>
+                <w:color w:val="334155"/>
+                <w:sz w:val="19"/>
+              </w:rPr>
+              <w:t xml:space="preserve"> — compound indexes, sharding, and a rewrite of the worst </w:t>
+            </w:r>
+            <w:r>
+              <w:rPr>
+                <w:rFonts w:ascii="Arial" w:hAnsi="Arial"/>
+                <w:b/>
+                <w:color w:val="334155"/>
+                <w:sz w:val="19"/>
+              </w:rPr>
+              <w:t>Mongoose</w:t>
+            </w:r>
+            <w:r>
+              <w:rPr>
+                <w:rFonts w:ascii="Arial" w:hAnsi="Arial"/>
+                <w:color w:val="334155"/>
+                <w:sz w:val="19"/>
+              </w:rPr>
+              <w:t xml:space="preserve"> aggregations.</w:t>
+            </w:r>
+          </w:p>
+          <w:p>
+            <w:pPr>
+              <w:pStyle w:val="ListBullet"/>
+              <w:spacing w:before="0" w:after="20"/>
+              <w:ind w:left="216"/>
+            </w:pPr>
+            <w:r>
+              <w:rPr>
+                <w:rFonts w:ascii="Arial" w:hAnsi="Arial"/>
+                <w:color w:val="334155"/>
+                <w:sz w:val="19"/>
+              </w:rPr>
+              <w:t xml:space="preserve">Automated build, test and container delivery for all </w:t>
+            </w:r>
+            <w:r>
+              <w:rPr>
+                <w:rFonts w:ascii="Arial" w:hAnsi="Arial"/>
+                <w:b/>
+                <w:color w:val="334155"/>
+                <w:sz w:val="19"/>
+              </w:rPr>
+              <w:t>3</w:t>
+            </w:r>
+            <w:r>
+              <w:rPr>
+                <w:rFonts w:ascii="Arial" w:hAnsi="Arial"/>
+                <w:color w:val="334155"/>
+                <w:sz w:val="19"/>
+              </w:rPr>
+              <w:t xml:space="preserve"> payment platforms with </w:t>
             </w:r>
             <w:r>
               <w:rPr>
@@ -766,7 +783,7 @@
                 <w:color w:val="334155"/>
                 <w:sz w:val="19"/>
               </w:rPr>
-              <w:t xml:space="preserve">, </w:t>
+              <w:t xml:space="preserve"> and </w:t>
             </w:r>
             <w:r>
               <w:rPr>
@@ -783,24 +800,7 @@
                 <w:color w:val="334155"/>
                 <w:sz w:val="19"/>
               </w:rPr>
-              <w:t xml:space="preserve">, and </w:t>
-            </w:r>
-            <w:r>
-              <w:rPr>
-                <w:rFonts w:ascii="Arial" w:hAnsi="Arial"/>
-                <w:b/>
-                <w:color w:val="334155"/>
-                <w:sz w:val="19"/>
-              </w:rPr>
-              <w:t>Git</w:t>
-            </w:r>
-            <w:r>
-              <w:rPr>
-                <w:rFonts w:ascii="Arial" w:hAnsi="Arial"/>
-                <w:color w:val="334155"/>
-                <w:sz w:val="19"/>
-              </w:rPr>
-              <w:t>, removing manual release steps from every deployment.</w:t>
+              <w:t>, retiring a manual release process.</w:t>
             </w:r>
           </w:p>
           <w:p>
@@ -868,7 +868,7 @@
                 <w:color w:val="334155"/>
                 <w:sz w:val="19"/>
               </w:rPr>
-              <w:t xml:space="preserve">Designed and shipped a real-time workforce tracking platform on </w:t>
+              <w:t xml:space="preserve">Shipped a workforce tracking app on </w:t>
             </w:r>
             <w:r>
               <w:rPr>
@@ -919,7 +919,7 @@
                 <w:color w:val="334155"/>
                 <w:sz w:val="19"/>
               </w:rPr>
-              <w:t xml:space="preserve">, and </w:t>
+              <w:t xml:space="preserve"> and </w:t>
             </w:r>
             <w:r>
               <w:rPr>
@@ -936,7 +936,7 @@
                 <w:color w:val="334155"/>
                 <w:sz w:val="19"/>
               </w:rPr>
-              <w:t xml:space="preserve">, serving </w:t>
+              <w:t xml:space="preserve"> for </w:t>
             </w:r>
             <w:r>
               <w:rPr>
@@ -945,7 +945,7 @@
                 <w:color w:val="334155"/>
                 <w:sz w:val="19"/>
               </w:rPr>
-              <w:t>1,000+ active field agents</w:t>
+              <w:t>1,000+ field agents</w:t>
             </w:r>
             <w:r>
               <w:rPr>
@@ -968,7 +968,7 @@
                 <w:color w:val="334155"/>
                 <w:sz w:val="19"/>
               </w:rPr>
-              <w:t xml:space="preserve">Built an interactive map tracking interface in </w:t>
+              <w:t xml:space="preserve">Built the live map interface with </w:t>
             </w:r>
             <w:r>
               <w:rPr>
@@ -985,7 +985,7 @@
                 <w:color w:val="334155"/>
                 <w:sz w:val="19"/>
               </w:rPr>
-              <w:t xml:space="preserve"> with </w:t>
+              <w:t xml:space="preserve"> and </w:t>
             </w:r>
             <w:r>
               <w:rPr>
@@ -1002,7 +1002,7 @@
                 <w:color w:val="334155"/>
                 <w:sz w:val="19"/>
               </w:rPr>
-              <w:t xml:space="preserve">, streaming live coordinates over WebSockets and cutting UI load times by </w:t>
+              <w:t xml:space="preserve">; WebSocket updates and render tuning brought load times down </w:t>
             </w:r>
             <w:r>
               <w:rPr>
@@ -1034,7 +1034,24 @@
                 <w:color w:val="334155"/>
                 <w:sz w:val="19"/>
               </w:rPr>
-              <w:t xml:space="preserve">Managed client state and request caching with </w:t>
+              <w:t xml:space="preserve">Cut redundant API calls </w:t>
+            </w:r>
+            <w:r>
+              <w:rPr>
+                <w:rFonts w:ascii="Arial" w:hAnsi="Arial"/>
+                <w:b/>
+                <w:color w:val="334155"/>
+                <w:sz w:val="19"/>
+              </w:rPr>
+              <w:t>45%</w:t>
+            </w:r>
+            <w:r>
+              <w:rPr>
+                <w:rFonts w:ascii="Arial" w:hAnsi="Arial"/>
+                <w:color w:val="334155"/>
+                <w:sz w:val="19"/>
+              </w:rPr>
+              <w:t xml:space="preserve"> by moving client state and caching onto </w:t>
             </w:r>
             <w:r>
               <w:rPr>
@@ -1068,24 +1085,7 @@
                 <w:color w:val="334155"/>
                 <w:sz w:val="19"/>
               </w:rPr>
-              <w:t xml:space="preserve">, eliminating </w:t>
-            </w:r>
-            <w:r>
-              <w:rPr>
-                <w:rFonts w:ascii="Arial" w:hAnsi="Arial"/>
-                <w:b/>
-                <w:color w:val="334155"/>
-                <w:sz w:val="19"/>
-              </w:rPr>
-              <w:t>45%</w:t>
-            </w:r>
-            <w:r>
-              <w:rPr>
-                <w:rFonts w:ascii="Arial" w:hAnsi="Arial"/>
-                <w:color w:val="334155"/>
-                <w:sz w:val="19"/>
-              </w:rPr>
-              <w:t xml:space="preserve"> of redundant API calls.</w:t>
+              <w:t>.</w:t>
             </w:r>
           </w:p>
           <w:p>

--- a/downloads/Akhilesh_Mishra_MERN_Stack_Executive.docx
+++ b/downloads/Akhilesh_Mishra_MERN_Stack_Executive.docx
@@ -49,7 +49,7 @@
                 <w:color w:val="64748B"/>
                 <w:sz w:val="19"/>
               </w:rPr>
-              <w:t>MERN Stack Developer | React.js · Node.js · Express.js · MongoDB</w:t>
+              <w:t>Full Stack Engineer (MERN) | React · Node.js · MongoDB — Payments at 2M+ Users</w:t>
             </w:r>
           </w:p>
           <w:p>
@@ -152,9 +152,6 @@
                 <w:color w:val="475569"/>
                 <w:sz w:val="16"/>
               </w:rPr>
-              <w:t>Frontend</w:t>
-              <w:br/>
-              <w:t xml:space="preserve">                    React.js, Next.js, Redux Toolkit, React Query, JavaScript (ES6+), TypeScript, HTML5, CSS3, Tailwind CSS, Material UI</w:t>
             </w:r>
           </w:p>
           <w:p>
@@ -177,9 +174,6 @@
                 <w:color w:val="475569"/>
                 <w:sz w:val="16"/>
               </w:rPr>
-              <w:t>Backend &amp; APIs</w:t>
-              <w:br/>
-              <w:t xml:space="preserve">                    Node.js, Express.js, RESTful APIs, WebSockets, JWT authentication, RBAC, middleware design, API versioning</w:t>
             </w:r>
           </w:p>
           <w:p>
@@ -193,7 +187,7 @@
                 <w:color w:val="1E293B"/>
                 <w:sz w:val="17"/>
               </w:rPr>
-              <w:t>Database &amp; Caching</w:t>
+              <w:t>Data &amp; Caching</w:t>
               <w:br/>
             </w:r>
             <w:r>
@@ -202,9 +196,6 @@
                 <w:color w:val="475569"/>
                 <w:sz w:val="16"/>
               </w:rPr>
-              <w:t>Database &amp; Caching</w:t>
-              <w:br/>
-              <w:t xml:space="preserve">                    MongoDB, Mongoose, aggregation pipelines, schema design, indexing, sharding, Redis</w:t>
             </w:r>
           </w:p>
           <w:p>
@@ -218,7 +209,7 @@
                 <w:color w:val="1E293B"/>
                 <w:sz w:val="17"/>
               </w:rPr>
-              <w:t>Tooling &amp; Cloud</w:t>
+              <w:t>Testing, Cloud &amp; Practice</w:t>
               <w:br/>
             </w:r>
             <w:r>
@@ -227,9 +218,6 @@
                 <w:color w:val="475569"/>
                 <w:sz w:val="16"/>
               </w:rPr>
-              <w:t>Tooling &amp; Cloud</w:t>
-              <w:br/>
-              <w:t xml:space="preserve">                    Git, GitHub, GitHub Actions, Docker, CI/CD pipelines, Jest, Postman, AWS S3</w:t>
             </w:r>
           </w:p>
           <w:p>
@@ -287,6 +275,19 @@
                 <w:color w:val="475569"/>
                 <w:sz w:val="17"/>
               </w:rPr>
+              <w:t>IIT Kanpur — Cyber Security Certification</w:t>
+            </w:r>
+          </w:p>
+          <w:p>
+            <w:pPr>
+              <w:spacing w:before="0" w:after="40"/>
+            </w:pPr>
+            <w:r>
+              <w:rPr>
+                <w:rFonts w:ascii="Arial" w:hAnsi="Arial"/>
+                <w:color w:val="475569"/>
+                <w:sz w:val="17"/>
+              </w:rPr>
               <w:t>Advanced MERN Stack Developer Certification</w:t>
             </w:r>
           </w:p>
@@ -314,19 +315,6 @@
                 <w:sz w:val="17"/>
               </w:rPr>
               <w:t>Database Systems &amp; SQL Certification</w:t>
-            </w:r>
-          </w:p>
-          <w:p>
-            <w:pPr>
-              <w:spacing w:before="0" w:after="40"/>
-            </w:pPr>
-            <w:r>
-              <w:rPr>
-                <w:rFonts w:ascii="Arial" w:hAnsi="Arial"/>
-                <w:color w:val="475569"/>
-                <w:sz w:val="17"/>
-              </w:rPr>
-              <w:t>IIT Kanpur Cyber Security Certification</w:t>
             </w:r>
           </w:p>
         </w:tc>
@@ -368,7 +356,7 @@
                 <w:color w:val="334155"/>
                 <w:sz w:val="19"/>
               </w:rPr>
-              <w:t>MERN stack developer working on national-scale payment and e-governance platforms. React and Redux Toolkit on the front end, Node.js and Express services behind it, MongoDB underneath — currently serving 2 million+ users and 500,000+ transactions a day. Recent wins: MongoDB reads 40% faster after an indexing and aggregation overhaul, and a 99% settlement success rate across AEPS and MATM. Comfortable owning a feature end to end, schema through deployment.</w:t>
+              <w:t>500,000+ payment transactions a day for 2 million+ users on India's national e-governance platform. Cut p95 read latency 40% by rewriting the MongoDB aggregation pipelines behind it, and held AEPS and MATM settlement at a 99% success rate by making the payment path idempotent and self-reconciling. React, TypeScript and Node.js end to end — schema design through Dockerised CI/CD.</w:t>
             </w:r>
           </w:p>
           <w:p>
@@ -453,7 +441,222 @@
                 <w:color w:val="334155"/>
                 <w:sz w:val="19"/>
               </w:rPr>
-              <w:t xml:space="preserve">Split a monolithic e-governance portal into </w:t>
+              <w:t xml:space="preserve">Held AEPS and MATM settlement at a </w:t>
+            </w:r>
+            <w:r>
+              <w:rPr>
+                <w:rFonts w:ascii="Arial" w:hAnsi="Arial"/>
+                <w:b/>
+                <w:color w:val="334155"/>
+                <w:sz w:val="19"/>
+              </w:rPr>
+              <w:t>99% success rate</w:t>
+            </w:r>
+            <w:r>
+              <w:rPr>
+                <w:rFonts w:ascii="Arial" w:hAnsi="Arial"/>
+                <w:color w:val="334155"/>
+                <w:sz w:val="19"/>
+              </w:rPr>
+              <w:t xml:space="preserve"> through peak load, by making the UPI and XML payment path idempotent — request keys, exponential-backoff retries and an automated end-of-day reconciliation job.</w:t>
+            </w:r>
+          </w:p>
+          <w:p>
+            <w:pPr>
+              <w:pStyle w:val="ListBullet"/>
+              <w:spacing w:before="0" w:after="20"/>
+              <w:ind w:left="216"/>
+            </w:pPr>
+            <w:r>
+              <w:rPr>
+                <w:rFonts w:ascii="Arial" w:hAnsi="Arial"/>
+                <w:color w:val="334155"/>
+                <w:sz w:val="19"/>
+              </w:rPr>
+              <w:t xml:space="preserve">Cut </w:t>
+            </w:r>
+            <w:r>
+              <w:rPr>
+                <w:rFonts w:ascii="Arial" w:hAnsi="Arial"/>
+                <w:b/>
+                <w:color w:val="334155"/>
+                <w:sz w:val="19"/>
+              </w:rPr>
+              <w:t>p95 read latency 40%</w:t>
+            </w:r>
+            <w:r>
+              <w:rPr>
+                <w:rFonts w:ascii="Arial" w:hAnsi="Arial"/>
+                <w:color w:val="334155"/>
+                <w:sz w:val="19"/>
+              </w:rPr>
+              <w:t xml:space="preserve"> on the transaction APIs serving </w:t>
+            </w:r>
+            <w:r>
+              <w:rPr>
+                <w:rFonts w:ascii="Arial" w:hAnsi="Arial"/>
+                <w:b/>
+                <w:color w:val="334155"/>
+                <w:sz w:val="19"/>
+              </w:rPr>
+              <w:t>2 million+ users</w:t>
+            </w:r>
+            <w:r>
+              <w:rPr>
+                <w:rFonts w:ascii="Arial" w:hAnsi="Arial"/>
+                <w:color w:val="334155"/>
+                <w:sz w:val="19"/>
+              </w:rPr>
+              <w:t xml:space="preserve">, by collapsing N+1 </w:t>
+            </w:r>
+            <w:r>
+              <w:rPr>
+                <w:rFonts w:ascii="Arial" w:hAnsi="Arial"/>
+                <w:b/>
+                <w:color w:val="334155"/>
+                <w:sz w:val="19"/>
+              </w:rPr>
+              <w:t>Mongoose</w:t>
+            </w:r>
+            <w:r>
+              <w:rPr>
+                <w:rFonts w:ascii="Arial" w:hAnsi="Arial"/>
+                <w:color w:val="334155"/>
+                <w:sz w:val="19"/>
+              </w:rPr>
+              <w:t xml:space="preserve"> queries into a single </w:t>
+            </w:r>
+            <w:r>
+              <w:rPr>
+                <w:rFonts w:ascii="Arial" w:hAnsi="Arial"/>
+                <w:b/>
+                <w:color w:val="334155"/>
+                <w:sz w:val="19"/>
+              </w:rPr>
+              <w:t>MongoDB</w:t>
+            </w:r>
+            <w:r>
+              <w:rPr>
+                <w:rFonts w:ascii="Arial" w:hAnsi="Arial"/>
+                <w:color w:val="334155"/>
+                <w:sz w:val="19"/>
+              </w:rPr>
+              <w:t xml:space="preserve"> aggregation pipeline and compound-indexing the hot collections.</w:t>
+            </w:r>
+          </w:p>
+          <w:p>
+            <w:pPr>
+              <w:pStyle w:val="ListBullet"/>
+              <w:spacing w:before="0" w:after="20"/>
+              <w:ind w:left="216"/>
+            </w:pPr>
+            <w:r>
+              <w:rPr>
+                <w:rFonts w:ascii="Arial" w:hAnsi="Arial"/>
+                <w:color w:val="334155"/>
+                <w:sz w:val="19"/>
+              </w:rPr>
+              <w:t xml:space="preserve">Streamed </w:t>
+            </w:r>
+            <w:r>
+              <w:rPr>
+                <w:rFonts w:ascii="Arial" w:hAnsi="Arial"/>
+                <w:b/>
+                <w:color w:val="334155"/>
+                <w:sz w:val="19"/>
+              </w:rPr>
+              <w:t>500,000+ daily transactions</w:t>
+            </w:r>
+            <w:r>
+              <w:rPr>
+                <w:rFonts w:ascii="Arial" w:hAnsi="Arial"/>
+                <w:color w:val="334155"/>
+                <w:sz w:val="19"/>
+              </w:rPr>
+              <w:t xml:space="preserve"> to operations in real time, by building the transaction and geolocation dashboards in </w:t>
+            </w:r>
+            <w:r>
+              <w:rPr>
+                <w:rFonts w:ascii="Arial" w:hAnsi="Arial"/>
+                <w:b/>
+                <w:color w:val="334155"/>
+                <w:sz w:val="19"/>
+              </w:rPr>
+              <w:t>React.js</w:t>
+            </w:r>
+            <w:r>
+              <w:rPr>
+                <w:rFonts w:ascii="Arial" w:hAnsi="Arial"/>
+                <w:color w:val="334155"/>
+                <w:sz w:val="19"/>
+              </w:rPr>
+              <w:t xml:space="preserve"> and </w:t>
+            </w:r>
+            <w:r>
+              <w:rPr>
+                <w:rFonts w:ascii="Arial" w:hAnsi="Arial"/>
+                <w:b/>
+                <w:color w:val="334155"/>
+                <w:sz w:val="19"/>
+              </w:rPr>
+              <w:t>Redux Toolkit</w:t>
+            </w:r>
+            <w:r>
+              <w:rPr>
+                <w:rFonts w:ascii="Arial" w:hAnsi="Arial"/>
+                <w:color w:val="334155"/>
+                <w:sz w:val="19"/>
+              </w:rPr>
+              <w:t xml:space="preserve"> over a </w:t>
+            </w:r>
+            <w:r>
+              <w:rPr>
+                <w:rFonts w:ascii="Arial" w:hAnsi="Arial"/>
+                <w:b/>
+                <w:color w:val="334155"/>
+                <w:sz w:val="19"/>
+              </w:rPr>
+              <w:t>WebSocket</w:t>
+            </w:r>
+            <w:r>
+              <w:rPr>
+                <w:rFonts w:ascii="Arial" w:hAnsi="Arial"/>
+                <w:color w:val="334155"/>
+                <w:sz w:val="19"/>
+              </w:rPr>
+              <w:t xml:space="preserve"> feed with memoised selectors.</w:t>
+            </w:r>
+          </w:p>
+          <w:p>
+            <w:pPr>
+              <w:pStyle w:val="ListBullet"/>
+              <w:spacing w:before="0" w:after="20"/>
+              <w:ind w:left="216"/>
+            </w:pPr>
+            <w:r>
+              <w:rPr>
+                <w:rFonts w:ascii="Arial" w:hAnsi="Arial"/>
+                <w:color w:val="334155"/>
+                <w:sz w:val="19"/>
+              </w:rPr>
+              <w:t xml:space="preserve">Contained a bad release to one service instead of the whole portal for </w:t>
+            </w:r>
+            <w:r>
+              <w:rPr>
+                <w:rFonts w:ascii="Arial" w:hAnsi="Arial"/>
+                <w:b/>
+                <w:color w:val="334155"/>
+                <w:sz w:val="19"/>
+              </w:rPr>
+              <w:t>2 million+ users</w:t>
+            </w:r>
+            <w:r>
+              <w:rPr>
+                <w:rFonts w:ascii="Arial" w:hAnsi="Arial"/>
+                <w:color w:val="334155"/>
+                <w:sz w:val="19"/>
+              </w:rPr>
+              <w:t xml:space="preserve">, by decomposing a monolithic e-governance system into </w:t>
             </w:r>
             <w:r>
               <w:rPr>
@@ -487,24 +690,7 @@
                 <w:color w:val="334155"/>
                 <w:sz w:val="19"/>
               </w:rPr>
-              <w:t xml:space="preserve"> microservices, cutting deploy times and keeping one bad release from reaching all </w:t>
-            </w:r>
-            <w:r>
-              <w:rPr>
-                <w:rFonts w:ascii="Arial" w:hAnsi="Arial"/>
-                <w:b/>
-                <w:color w:val="334155"/>
-                <w:sz w:val="19"/>
-              </w:rPr>
-              <w:t>2 million+ users</w:t>
-            </w:r>
-            <w:r>
-              <w:rPr>
-                <w:rFonts w:ascii="Arial" w:hAnsi="Arial"/>
-                <w:color w:val="334155"/>
-                <w:sz w:val="19"/>
-              </w:rPr>
-              <w:t>.</w:t>
+              <w:t xml:space="preserve"> microservices behind a versioned REST gateway.</w:t>
             </w:r>
           </w:p>
           <w:p>
@@ -519,7 +705,7 @@
                 <w:color w:val="334155"/>
                 <w:sz w:val="19"/>
               </w:rPr>
-              <w:t xml:space="preserve">Built the real-time transaction and location dashboards in </w:t>
+              <w:t xml:space="preserve">Blocked </w:t>
             </w:r>
             <w:r>
               <w:rPr>
@@ -528,7 +714,7 @@
                 <w:color w:val="334155"/>
                 <w:sz w:val="19"/>
               </w:rPr>
-              <w:t>React.js</w:t>
+              <w:t>99.9%</w:t>
             </w:r>
             <w:r>
               <w:rPr>
@@ -536,88 +722,7 @@
                 <w:color w:val="334155"/>
                 <w:sz w:val="19"/>
               </w:rPr>
-              <w:t xml:space="preserve"> and </w:t>
-            </w:r>
-            <w:r>
-              <w:rPr>
-                <w:rFonts w:ascii="Arial" w:hAnsi="Arial"/>
-                <w:b/>
-                <w:color w:val="334155"/>
-                <w:sz w:val="19"/>
-              </w:rPr>
-              <w:t>Redux Toolkit</w:t>
-            </w:r>
-            <w:r>
-              <w:rPr>
-                <w:rFonts w:ascii="Arial" w:hAnsi="Arial"/>
-                <w:color w:val="334155"/>
-                <w:sz w:val="19"/>
-              </w:rPr>
-              <w:t xml:space="preserve">, pushing WebSocket updates across </w:t>
-            </w:r>
-            <w:r>
-              <w:rPr>
-                <w:rFonts w:ascii="Arial" w:hAnsi="Arial"/>
-                <w:b/>
-                <w:color w:val="334155"/>
-                <w:sz w:val="19"/>
-              </w:rPr>
-              <w:t>500,000+ daily transactions</w:t>
-            </w:r>
-            <w:r>
-              <w:rPr>
-                <w:rFonts w:ascii="Arial" w:hAnsi="Arial"/>
-                <w:color w:val="334155"/>
-                <w:sz w:val="19"/>
-              </w:rPr>
-              <w:t>.</w:t>
-            </w:r>
-          </w:p>
-          <w:p>
-            <w:pPr>
-              <w:pStyle w:val="ListBullet"/>
-              <w:spacing w:before="0" w:after="20"/>
-              <w:ind w:left="216"/>
-            </w:pPr>
-            <w:r>
-              <w:rPr>
-                <w:rFonts w:ascii="Arial" w:hAnsi="Arial"/>
-                <w:color w:val="334155"/>
-                <w:sz w:val="19"/>
-              </w:rPr>
-              <w:t xml:space="preserve">Took AEPS and MATM settlement to a </w:t>
-            </w:r>
-            <w:r>
-              <w:rPr>
-                <w:rFonts w:ascii="Arial" w:hAnsi="Arial"/>
-                <w:b/>
-                <w:color w:val="334155"/>
-                <w:sz w:val="19"/>
-              </w:rPr>
-              <w:t>99% success rate</w:t>
-            </w:r>
-            <w:r>
-              <w:rPr>
-                <w:rFonts w:ascii="Arial" w:hAnsi="Arial"/>
-                <w:color w:val="334155"/>
-                <w:sz w:val="19"/>
-              </w:rPr>
-              <w:t xml:space="preserve"> under peak load, adding retry and reconciliation handling to the UPI and XML payment integrations.</w:t>
-            </w:r>
-          </w:p>
-          <w:p>
-            <w:pPr>
-              <w:pStyle w:val="ListBullet"/>
-              <w:spacing w:before="0" w:after="20"/>
-              <w:ind w:left="216"/>
-            </w:pPr>
-            <w:r>
-              <w:rPr>
-                <w:rFonts w:ascii="Arial" w:hAnsi="Arial"/>
-                <w:color w:val="334155"/>
-                <w:sz w:val="19"/>
-              </w:rPr>
-              <w:t xml:space="preserve">Locked down authentication with </w:t>
+              <w:t xml:space="preserve"> of unauthorized access attempts on the payments API, by adding </w:t>
             </w:r>
             <w:r>
               <w:rPr>
@@ -634,7 +739,7 @@
                 <w:color w:val="334155"/>
                 <w:sz w:val="19"/>
               </w:rPr>
-              <w:t xml:space="preserve"> and </w:t>
+              <w:t xml:space="preserve"> access/refresh rotation, </w:t>
             </w:r>
             <w:r>
               <w:rPr>
@@ -651,24 +756,7 @@
                 <w:color w:val="334155"/>
                 <w:sz w:val="19"/>
               </w:rPr>
-              <w:t xml:space="preserve">-backed sessions, device binding and OTP throttling, cutting unauthorized access attempts </w:t>
-            </w:r>
-            <w:r>
-              <w:rPr>
-                <w:rFonts w:ascii="Arial" w:hAnsi="Arial"/>
-                <w:b/>
-                <w:color w:val="334155"/>
-                <w:sz w:val="19"/>
-              </w:rPr>
-              <w:t>99.9%</w:t>
-            </w:r>
-            <w:r>
-              <w:rPr>
-                <w:rFonts w:ascii="Arial" w:hAnsi="Arial"/>
-                <w:color w:val="334155"/>
-                <w:sz w:val="19"/>
-              </w:rPr>
-              <w:t>.</w:t>
+              <w:t>-backed sessions, device binding, RBAC middleware and per-device OTP rate limiting.</w:t>
             </w:r>
           </w:p>
           <w:p>
@@ -683,73 +771,7 @@
                 <w:color w:val="334155"/>
                 <w:sz w:val="19"/>
               </w:rPr>
-              <w:t xml:space="preserve">Cut </w:t>
-            </w:r>
-            <w:r>
-              <w:rPr>
-                <w:rFonts w:ascii="Arial" w:hAnsi="Arial"/>
-                <w:b/>
-                <w:color w:val="334155"/>
-                <w:sz w:val="19"/>
-              </w:rPr>
-              <w:t>MongoDB</w:t>
-            </w:r>
-            <w:r>
-              <w:rPr>
-                <w:rFonts w:ascii="Arial" w:hAnsi="Arial"/>
-                <w:color w:val="334155"/>
-                <w:sz w:val="19"/>
-              </w:rPr>
-              <w:t xml:space="preserve"> response times </w:t>
-            </w:r>
-            <w:r>
-              <w:rPr>
-                <w:rFonts w:ascii="Arial" w:hAnsi="Arial"/>
-                <w:b/>
-                <w:color w:val="334155"/>
-                <w:sz w:val="19"/>
-              </w:rPr>
-              <w:t>40%</w:t>
-            </w:r>
-            <w:r>
-              <w:rPr>
-                <w:rFonts w:ascii="Arial" w:hAnsi="Arial"/>
-                <w:color w:val="334155"/>
-                <w:sz w:val="19"/>
-              </w:rPr>
-              <w:t xml:space="preserve"> — compound indexes, sharding, and a rewrite of the worst </w:t>
-            </w:r>
-            <w:r>
-              <w:rPr>
-                <w:rFonts w:ascii="Arial" w:hAnsi="Arial"/>
-                <w:b/>
-                <w:color w:val="334155"/>
-                <w:sz w:val="19"/>
-              </w:rPr>
-              <w:t>Mongoose</w:t>
-            </w:r>
-            <w:r>
-              <w:rPr>
-                <w:rFonts w:ascii="Arial" w:hAnsi="Arial"/>
-                <w:color w:val="334155"/>
-                <w:sz w:val="19"/>
-              </w:rPr>
-              <w:t xml:space="preserve"> aggregations.</w:t>
-            </w:r>
-          </w:p>
-          <w:p>
-            <w:pPr>
-              <w:pStyle w:val="ListBullet"/>
-              <w:spacing w:before="0" w:after="20"/>
-              <w:ind w:left="216"/>
-            </w:pPr>
-            <w:r>
-              <w:rPr>
-                <w:rFonts w:ascii="Arial" w:hAnsi="Arial"/>
-                <w:color w:val="334155"/>
-                <w:sz w:val="19"/>
-              </w:rPr>
-              <w:t xml:space="preserve">Automated build, test and container delivery for all </w:t>
+              <w:t xml:space="preserve">Retired manual releases across all </w:t>
             </w:r>
             <w:r>
               <w:rPr>
@@ -766,7 +788,7 @@
                 <w:color w:val="334155"/>
                 <w:sz w:val="19"/>
               </w:rPr>
-              <w:t xml:space="preserve"> payment platforms with </w:t>
+              <w:t xml:space="preserve"> payment platforms, by containerising the services with </w:t>
             </w:r>
             <w:r>
               <w:rPr>
@@ -783,7 +805,7 @@
                 <w:color w:val="334155"/>
                 <w:sz w:val="19"/>
               </w:rPr>
-              <w:t xml:space="preserve"> and </w:t>
+              <w:t xml:space="preserve"> and gating every merge on </w:t>
             </w:r>
             <w:r>
               <w:rPr>
@@ -800,7 +822,41 @@
                 <w:color w:val="334155"/>
                 <w:sz w:val="19"/>
               </w:rPr>
-              <w:t>, retiring a manual release process.</w:t>
+              <w:t xml:space="preserve"> running </w:t>
+            </w:r>
+            <w:r>
+              <w:rPr>
+                <w:rFonts w:ascii="Arial" w:hAnsi="Arial"/>
+                <w:b/>
+                <w:color w:val="334155"/>
+                <w:sz w:val="19"/>
+              </w:rPr>
+              <w:t>Jest</w:t>
+            </w:r>
+            <w:r>
+              <w:rPr>
+                <w:rFonts w:ascii="Arial" w:hAnsi="Arial"/>
+                <w:color w:val="334155"/>
+                <w:sz w:val="19"/>
+              </w:rPr>
+              <w:t xml:space="preserve"> unit and </w:t>
+            </w:r>
+            <w:r>
+              <w:rPr>
+                <w:rFonts w:ascii="Arial" w:hAnsi="Arial"/>
+                <w:b/>
+                <w:color w:val="334155"/>
+                <w:sz w:val="19"/>
+              </w:rPr>
+              <w:t>Supertest</w:t>
+            </w:r>
+            <w:r>
+              <w:rPr>
+                <w:rFonts w:ascii="Arial" w:hAnsi="Arial"/>
+                <w:color w:val="334155"/>
+                <w:sz w:val="19"/>
+              </w:rPr>
+              <w:t xml:space="preserve"> integration suites.</w:t>
             </w:r>
           </w:p>
           <w:p>
@@ -814,7 +870,7 @@
                 <w:color w:val="0F172A"/>
                 <w:sz w:val="21"/>
               </w:rPr>
-              <w:t>Freelance Software Engineer</w:t>
+              <w:t>Software Engineer (Contract)</w:t>
             </w:r>
             <w:r>
               <w:t xml:space="preserve"> - </w:t>
@@ -826,7 +882,7 @@
                 <w:color w:val="475569"/>
                 <w:sz w:val="20"/>
               </w:rPr>
-              <w:t>Workforce Telemetry &amp; Operations</w:t>
+              <w:t>Independent Client Engagement</w:t>
             </w:r>
           </w:p>
           <w:p>
@@ -868,7 +924,24 @@
                 <w:color w:val="334155"/>
                 <w:sz w:val="19"/>
               </w:rPr>
-              <w:t xml:space="preserve">Shipped a workforce tracking app on </w:t>
+              <w:t xml:space="preserve">Shipped a field-workforce platform used by </w:t>
+            </w:r>
+            <w:r>
+              <w:rPr>
+                <w:rFonts w:ascii="Arial" w:hAnsi="Arial"/>
+                <w:b/>
+                <w:color w:val="334155"/>
+                <w:sz w:val="19"/>
+              </w:rPr>
+              <w:t>1,000+ agents</w:t>
+            </w:r>
+            <w:r>
+              <w:rPr>
+                <w:rFonts w:ascii="Arial" w:hAnsi="Arial"/>
+                <w:color w:val="334155"/>
+                <w:sz w:val="19"/>
+              </w:rPr>
+              <w:t xml:space="preserve"> end to end — schema design through AWS deployment — on </w:t>
             </w:r>
             <w:r>
               <w:rPr>
@@ -936,23 +1009,6 @@
                 <w:color w:val="334155"/>
                 <w:sz w:val="19"/>
               </w:rPr>
-              <w:t xml:space="preserve"> for </w:t>
-            </w:r>
-            <w:r>
-              <w:rPr>
-                <w:rFonts w:ascii="Arial" w:hAnsi="Arial"/>
-                <w:b/>
-                <w:color w:val="334155"/>
-                <w:sz w:val="19"/>
-              </w:rPr>
-              <w:t>1,000+ field agents</w:t>
-            </w:r>
-            <w:r>
-              <w:rPr>
-                <w:rFonts w:ascii="Arial" w:hAnsi="Arial"/>
-                <w:color w:val="334155"/>
-                <w:sz w:val="19"/>
-              </w:rPr>
               <w:t>.</w:t>
             </w:r>
           </w:p>
@@ -968,7 +1024,24 @@
                 <w:color w:val="334155"/>
                 <w:sz w:val="19"/>
               </w:rPr>
-              <w:t xml:space="preserve">Built the live map interface with </w:t>
+              <w:t xml:space="preserve">Brought dashboard load time down </w:t>
+            </w:r>
+            <w:r>
+              <w:rPr>
+                <w:rFonts w:ascii="Arial" w:hAnsi="Arial"/>
+                <w:b/>
+                <w:color w:val="334155"/>
+                <w:sz w:val="19"/>
+              </w:rPr>
+              <w:t>30%</w:t>
+            </w:r>
+            <w:r>
+              <w:rPr>
+                <w:rFonts w:ascii="Arial" w:hAnsi="Arial"/>
+                <w:color w:val="334155"/>
+                <w:sz w:val="19"/>
+              </w:rPr>
+              <w:t xml:space="preserve">, by route-level code splitting of the </w:t>
             </w:r>
             <w:r>
               <w:rPr>
@@ -985,7 +1058,7 @@
                 <w:color w:val="334155"/>
                 <w:sz w:val="19"/>
               </w:rPr>
-              <w:t xml:space="preserve"> and </w:t>
+              <w:t xml:space="preserve"> map view, virtualising marker rendering and streaming positions over </w:t>
             </w:r>
             <w:r>
               <w:rPr>
@@ -994,7 +1067,7 @@
                 <w:color w:val="334155"/>
                 <w:sz w:val="19"/>
               </w:rPr>
-              <w:t>Ant Design</w:t>
+              <w:t>WebSockets</w:t>
             </w:r>
             <w:r>
               <w:rPr>
@@ -1002,24 +1075,7 @@
                 <w:color w:val="334155"/>
                 <w:sz w:val="19"/>
               </w:rPr>
-              <w:t xml:space="preserve">; WebSocket updates and render tuning brought load times down </w:t>
-            </w:r>
-            <w:r>
-              <w:rPr>
-                <w:rFonts w:ascii="Arial" w:hAnsi="Arial"/>
-                <w:b/>
-                <w:color w:val="334155"/>
-                <w:sz w:val="19"/>
-              </w:rPr>
-              <w:t>30%</w:t>
-            </w:r>
-            <w:r>
-              <w:rPr>
-                <w:rFonts w:ascii="Arial" w:hAnsi="Arial"/>
-                <w:color w:val="334155"/>
-                <w:sz w:val="19"/>
-              </w:rPr>
-              <w:t>.</w:t>
+              <w:t xml:space="preserve"> instead of polling.</w:t>
             </w:r>
           </w:p>
           <w:p>
@@ -1034,7 +1090,7 @@
                 <w:color w:val="334155"/>
                 <w:sz w:val="19"/>
               </w:rPr>
-              <w:t xml:space="preserve">Cut redundant API calls </w:t>
+              <w:t xml:space="preserve">Removed </w:t>
             </w:r>
             <w:r>
               <w:rPr>
@@ -1051,7 +1107,24 @@
                 <w:color w:val="334155"/>
                 <w:sz w:val="19"/>
               </w:rPr>
-              <w:t xml:space="preserve"> by moving client state and caching onto </w:t>
+              <w:t xml:space="preserve"> of redundant API calls, by moving server state onto </w:t>
+            </w:r>
+            <w:r>
+              <w:rPr>
+                <w:rFonts w:ascii="Arial" w:hAnsi="Arial"/>
+                <w:b/>
+                <w:color w:val="334155"/>
+                <w:sz w:val="19"/>
+              </w:rPr>
+              <w:t>React Query</w:t>
+            </w:r>
+            <w:r>
+              <w:rPr>
+                <w:rFonts w:ascii="Arial" w:hAnsi="Arial"/>
+                <w:color w:val="334155"/>
+                <w:sz w:val="19"/>
+              </w:rPr>
+              <w:t xml:space="preserve"> with stale-while-revalidate caching and consolidating client state in </w:t>
             </w:r>
             <w:r>
               <w:rPr>
@@ -1061,23 +1134,6 @@
                 <w:sz w:val="19"/>
               </w:rPr>
               <w:t>Redux Toolkit</w:t>
-            </w:r>
-            <w:r>
-              <w:rPr>
-                <w:rFonts w:ascii="Arial" w:hAnsi="Arial"/>
-                <w:color w:val="334155"/>
-                <w:sz w:val="19"/>
-              </w:rPr>
-              <w:t xml:space="preserve"> and </w:t>
-            </w:r>
-            <w:r>
-              <w:rPr>
-                <w:rFonts w:ascii="Arial" w:hAnsi="Arial"/>
-                <w:b/>
-                <w:color w:val="334155"/>
-                <w:sz w:val="19"/>
-              </w:rPr>
-              <w:t>React Query</w:t>
             </w:r>
             <w:r>
               <w:rPr>
@@ -1116,7 +1172,7 @@
                 <w:color w:val="0F172A"/>
                 <w:sz w:val="20"/>
               </w:rPr>
-              <w:t>MERN FinTech &amp; Commerce Suite</w:t>
+              <w:t>Himalayan Edges — MERN Commerce PWA</w:t>
             </w:r>
           </w:p>
           <w:p>
@@ -1129,48 +1185,7 @@
                 <w:color w:val="334155"/>
                 <w:sz w:val="19"/>
               </w:rPr>
-              <w:t>Full-stack applications with JWT-secured authentication, role-based admin dashboards, and versioned REST APIs built on React, Redux Toolkit, Express, and MongoDB.</w:t>
-            </w:r>
-          </w:p>
-          <w:p>
-            <w:pPr>
-              <w:spacing w:before="0" w:after="80"/>
-            </w:pPr>
-            <w:r>
-              <w:rPr>
-                <w:rFonts w:ascii="Arial" w:hAnsi="Arial"/>
-                <w:i/>
-                <w:color w:val="64748B"/>
-                <w:sz w:val="17"/>
-              </w:rPr>
-              <w:t>STACK: React.js / Redux Toolkit / Node.js / Express.js / MongoDB / JWT</w:t>
-            </w:r>
-          </w:p>
-          <w:p>
-            <w:pPr>
-              <w:spacing w:before="80" w:after="20"/>
-            </w:pPr>
-            <w:r>
-              <w:rPr>
-                <w:rFonts w:ascii="Arial" w:hAnsi="Arial"/>
-                <w:b/>
-                <w:color w:val="0F172A"/>
-                <w:sz w:val="20"/>
-              </w:rPr>
-              <w:t>Himalayan Edges E-Commerce Platform</w:t>
-            </w:r>
-          </w:p>
-          <w:p>
-            <w:pPr>
-              <w:spacing w:before="0" w:after="20"/>
-            </w:pPr>
-            <w:r>
-              <w:rPr>
-                <w:rFonts w:ascii="Arial" w:hAnsi="Arial"/>
-                <w:color w:val="334155"/>
-                <w:sz w:val="19"/>
-              </w:rPr>
-              <w:t>PWA-enabled storefront built on the MERN stack and deployed to AWS, lifting page-load speed and client usage by 30% at a 20% cart conversion rate.</w:t>
+              <w:t>Lifted page-load speed and client usage 30% at a 20% cart conversion rate, by shipping a service-worker offline cache, route-level code splitting and S3-backed asset delivery on a React, Express and MongoDB storefront.</w:t>
             </w:r>
           </w:p>
           <w:p>
@@ -1198,6 +1213,88 @@
                 <w:color w:val="0F172A"/>
                 <w:sz w:val="20"/>
               </w:rPr>
+              <w:t>DigiPay Web SDK &amp; React Widgets</w:t>
+            </w:r>
+          </w:p>
+          <w:p>
+            <w:pPr>
+              <w:spacing w:before="0" w:after="20"/>
+            </w:pPr>
+            <w:r>
+              <w:rPr>
+                <w:rFonts w:ascii="Arial" w:hAnsi="Arial"/>
+                <w:color w:val="334155"/>
+                <w:sz w:val="19"/>
+              </w:rPr>
+              <w:t>Embeddable React component library and browser SDK published from an npm workspaces monorepo, giving merchant sites a drop-in payment UI over a versioned REST API. github.com/GitHub-akhilesh/Django_apis_digipay</w:t>
+            </w:r>
+          </w:p>
+          <w:p>
+            <w:pPr>
+              <w:spacing w:before="0" w:after="80"/>
+            </w:pPr>
+            <w:r>
+              <w:rPr>
+                <w:rFonts w:ascii="Arial" w:hAnsi="Arial"/>
+                <w:i/>
+                <w:color w:val="64748B"/>
+                <w:sz w:val="17"/>
+              </w:rPr>
+              <w:t>STACK: React.js / TypeScript / npm workspaces / Webpack / REST</w:t>
+            </w:r>
+          </w:p>
+          <w:p>
+            <w:pPr>
+              <w:spacing w:before="80" w:after="20"/>
+            </w:pPr>
+            <w:r>
+              <w:rPr>
+                <w:rFonts w:ascii="Arial" w:hAnsi="Arial"/>
+                <w:b/>
+                <w:color w:val="0F172A"/>
+                <w:sz w:val="20"/>
+              </w:rPr>
+              <w:t>Task Platform — React Web and React Native</w:t>
+            </w:r>
+          </w:p>
+          <w:p>
+            <w:pPr>
+              <w:spacing w:before="0" w:after="20"/>
+            </w:pPr>
+            <w:r>
+              <w:rPr>
+                <w:rFonts w:ascii="Arial" w:hAnsi="Arial"/>
+                <w:color w:val="334155"/>
+                <w:sz w:val="19"/>
+              </w:rPr>
+              <w:t>React web client and React Native mobile app over a containerised REST backend, built as a workspace monorepo with Webpack builds and Docker Compose orchestration. github.com/GitHub-akhilesh/To-do-list-app</w:t>
+            </w:r>
+          </w:p>
+          <w:p>
+            <w:pPr>
+              <w:spacing w:before="0" w:after="80"/>
+            </w:pPr>
+            <w:r>
+              <w:rPr>
+                <w:rFonts w:ascii="Arial" w:hAnsi="Arial"/>
+                <w:i/>
+                <w:color w:val="64748B"/>
+                <w:sz w:val="17"/>
+              </w:rPr>
+              <w:t>STACK: React.js / React Native / Node.js / Docker / Webpack</w:t>
+            </w:r>
+          </w:p>
+          <w:p>
+            <w:pPr>
+              <w:spacing w:before="80" w:after="20"/>
+            </w:pPr>
+            <w:r>
+              <w:rPr>
+                <w:rFonts w:ascii="Arial" w:hAnsi="Arial"/>
+                <w:b/>
+                <w:color w:val="0F172A"/>
+                <w:sz w:val="20"/>
+              </w:rPr>
               <w:t>Real-Time Geofencing &amp; Telemetry Dashboard</w:t>
             </w:r>
           </w:p>
@@ -1211,7 +1308,7 @@
                 <w:color w:val="334155"/>
                 <w:sz w:val="19"/>
               </w:rPr>
-              <w:t>Live workforce tracking dashboard streaming GPS coordinates and geofence alerts to a React map view over WebSockets, backed by an Express ingestion API and indexed MongoDB collections.</w:t>
+              <w:t>Delivers live GPS positions and geofence alerts to 1,000+ field agents with no polling anywhere in the path, by streaming over WebSockets from an Express ingestion API into time-indexed MongoDB collections.</w:t>
             </w:r>
           </w:p>
           <w:p>
@@ -1225,48 +1322,7 @@
                 <w:color w:val="64748B"/>
                 <w:sz w:val="17"/>
               </w:rPr>
-              <w:t>STACK: React.js / Node.js / Express.js / WebSockets / MongoDB</w:t>
-            </w:r>
-          </w:p>
-          <w:p>
-            <w:pPr>
-              <w:spacing w:before="80" w:after="20"/>
-            </w:pPr>
-            <w:r>
-              <w:rPr>
-                <w:rFonts w:ascii="Arial" w:hAnsi="Arial"/>
-                <w:b/>
-                <w:color w:val="0F172A"/>
-                <w:sz w:val="20"/>
-              </w:rPr>
-              <w:t>Role-Based Authentication &amp; Admin Portal</w:t>
-            </w:r>
-          </w:p>
-          <w:p>
-            <w:pPr>
-              <w:spacing w:before="0" w:after="20"/>
-            </w:pPr>
-            <w:r>
-              <w:rPr>
-                <w:rFonts w:ascii="Arial" w:hAnsi="Arial"/>
-                <w:color w:val="334155"/>
-                <w:sz w:val="19"/>
-              </w:rPr>
-              <w:t>Reusable Express authentication service with password hashing, JWT access and refresh token rotation, and RBAC middleware consumed by React protected routes.</w:t>
-            </w:r>
-          </w:p>
-          <w:p>
-            <w:pPr>
-              <w:spacing w:before="0" w:after="80"/>
-            </w:pPr>
-            <w:r>
-              <w:rPr>
-                <w:rFonts w:ascii="Arial" w:hAnsi="Arial"/>
-                <w:i/>
-                <w:color w:val="64748B"/>
-                <w:sz w:val="17"/>
-              </w:rPr>
-              <w:t>STACK: Node.js / Express.js / MongoDB / JWT / React Router</w:t>
+              <w:t>STACK: React.js / Node.js / Express.js / WebSockets / MongoDB / Redis</w:t>
             </w:r>
           </w:p>
           <w:p>
@@ -1298,7 +1354,7 @@
                 <w:color w:val="334155"/>
                 <w:sz w:val="19"/>
               </w:rPr>
-              <w:t>Graduated with First Class Honors, maintaining top academic rank.</w:t>
+              <w:t>First Class Honors, B.Tech. — top academic rank in cohort.</w:t>
             </w:r>
           </w:p>
           <w:p>
@@ -1313,7 +1369,7 @@
                 <w:color w:val="334155"/>
                 <w:sz w:val="19"/>
               </w:rPr>
-              <w:t>Earned a 4-Star Gold Badge in SQL on HackerRank.</w:t>
+              <w:t>HackerRank 4-Star Gold badge in SQL.</w:t>
             </w:r>
           </w:p>
         </w:tc>

--- a/downloads/Akhilesh_Mishra_MERN_Stack_Executive.docx
+++ b/downloads/Akhilesh_Mishra_MERN_Stack_Executive.docx
@@ -275,46 +275,7 @@
                 <w:color w:val="475569"/>
                 <w:sz w:val="17"/>
               </w:rPr>
-              <w:t>IIT Kanpur — Cyber Security Certification</w:t>
-            </w:r>
-          </w:p>
-          <w:p>
-            <w:pPr>
-              <w:spacing w:before="0" w:after="40"/>
-            </w:pPr>
-            <w:r>
-              <w:rPr>
-                <w:rFonts w:ascii="Arial" w:hAnsi="Arial"/>
-                <w:color w:val="475569"/>
-                <w:sz w:val="17"/>
-              </w:rPr>
-              <w:t>Advanced MERN Stack Developer Certification</w:t>
-            </w:r>
-          </w:p>
-          <w:p>
-            <w:pPr>
-              <w:spacing w:before="0" w:after="40"/>
-            </w:pPr>
-            <w:r>
-              <w:rPr>
-                <w:rFonts w:ascii="Arial" w:hAnsi="Arial"/>
-                <w:color w:val="475569"/>
-                <w:sz w:val="17"/>
-              </w:rPr>
-              <w:t>Data Structures &amp; Algorithms Certification</w:t>
-            </w:r>
-          </w:p>
-          <w:p>
-            <w:pPr>
-              <w:spacing w:before="0" w:after="40"/>
-            </w:pPr>
-            <w:r>
-              <w:rPr>
-                <w:rFonts w:ascii="Arial" w:hAnsi="Arial"/>
-                <w:color w:val="475569"/>
-                <w:sz w:val="17"/>
-              </w:rPr>
-              <w:t>Database Systems &amp; SQL Certification</w:t>
+              <w:t>IIT Kanpur Cyber Security Certification</w:t>
             </w:r>
           </w:p>
         </w:tc>
@@ -399,7 +360,7 @@
                 <w:color w:val="475569"/>
                 <w:sz w:val="20"/>
               </w:rPr>
-              <w:t>CSC e-Governance Services India Ltd. (MeitY, Government of India)</w:t>
+              <w:t>CSC e-Governance Services India Ltd. — India's national digital services platform, 2M+ users</w:t>
             </w:r>
           </w:p>
           <w:p>
@@ -870,7 +831,7 @@
                 <w:color w:val="0F172A"/>
                 <w:sz w:val="21"/>
               </w:rPr>
-              <w:t>Software Engineer (Contract)</w:t>
+              <w:t>Software Engineer</w:t>
             </w:r>
             <w:r>
               <w:t xml:space="preserve"> - </w:t>
@@ -882,7 +843,7 @@
                 <w:color w:val="475569"/>
                 <w:sz w:val="20"/>
               </w:rPr>
-              <w:t>Independent Client Engagement</w:t>
+              <w:t>Contract engagement — field-workforce logistics, 1,000+ agents</w:t>
             </w:r>
           </w:p>
           <w:p>
@@ -1354,21 +1315,6 @@
                 <w:color w:val="334155"/>
                 <w:sz w:val="19"/>
               </w:rPr>
-              <w:t>First Class Honors, B.Tech. — top academic rank in cohort.</w:t>
-            </w:r>
-          </w:p>
-          <w:p>
-            <w:pPr>
-              <w:pStyle w:val="ListBullet"/>
-              <w:spacing w:before="0" w:after="40"/>
-              <w:ind w:left="216"/>
-            </w:pPr>
-            <w:r>
-              <w:rPr>
-                <w:rFonts w:ascii="Arial" w:hAnsi="Arial"/>
-                <w:color w:val="334155"/>
-                <w:sz w:val="19"/>
-              </w:rPr>
               <w:t>HackerRank 4-Star Gold badge in SQL.</w:t>
             </w:r>
           </w:p>

--- a/downloads/Akhilesh_Mishra_MERN_Stack_Executive.docx
+++ b/downloads/Akhilesh_Mishra_MERN_Stack_Executive.docx
@@ -317,7 +317,7 @@
                 <w:color w:val="334155"/>
                 <w:sz w:val="19"/>
               </w:rPr>
-              <w:t>500,000+ payment transactions a day for 2 million+ users on India's national e-governance platform. Cut p95 read latency 40% by rewriting the MongoDB aggregation pipelines behind it, and held AEPS and MATM settlement at a 99% success rate by making the payment path idempotent and self-reconciling. React, TypeScript and Node.js end to end — schema design through Dockerised CI/CD.</w:t>
+              <w:t>Full stack engineer, 3+ years on India's national payments platform — 500,000+ transactions a day for 2 million+ users. Cut p95 read latency 40% by rewriting the MongoDB aggregation pipelines behind it, and held AEPS and MATM settlement at a 99% success rate by making the payment path idempotent and self-reconciling. React, TypeScript and Node.js end to end — schema design through Dockerised CI/CD.</w:t>
             </w:r>
           </w:p>
           <w:p>
